--- a/docs/offre-vtc-6000-vehicules-2026-05.docx
+++ b/docs/offre-vtc-6000-vehicules-2026-05.docx
@@ -331,7 +331,7 @@
         <w:t xml:space="preserve"> </w:t>
       </w:r>
       <w:r>
-        <w:t xml:space="preserve">inclut intégralement Flotte Pro et y ajoute la couche urgence (SLA 3 h chrono Abidjan, J+1 garanti hors Abidjan, ligne WhatsApp dédiée, concierge dépannage).</w:t>
+        <w:t xml:space="preserve">inclut intégralement Flotte Pro et y ajoute la couche urgence (livraison express 3 h / 6 h max à Abidjan, livraison prioritaire hors Abidjan, ligne WhatsApp dédiée, concierge dépannage).</w:t>
       </w:r>
     </w:p>
     <w:p>
@@ -653,13 +653,13 @@
           <w:b/>
           <w:bCs/>
         </w:rPr>
-        <w:t xml:space="preserve">Livraison 3 h chrono à Abidjan</w:t>
-      </w:r>
-      <w:r>
-        <w:t xml:space="preserve"> </w:t>
-      </w:r>
-      <w:r>
-        <w:t xml:space="preserve">garantie quand la pièce est en stock chez un partenaire</w:t>
+        <w:t xml:space="preserve">Livraison express à Abidjan : 3 heures, 6 heures maximum</w:t>
+      </w:r>
+      <w:r>
+        <w:t xml:space="preserve"> </w:t>
+      </w:r>
+      <w:r>
+        <w:t xml:space="preserve">quand la pièce est en stock chez un partenaire</w:t>
       </w:r>
     </w:p>
     <w:p>
@@ -675,35 +675,13 @@
           <w:b/>
           <w:bCs/>
         </w:rPr>
-        <w:t xml:space="preserve">Livraison J+1 garantie hors Abidjan</w:t>
-      </w:r>
-      <w:r>
-        <w:t xml:space="preserve"> </w:t>
-      </w:r>
-      <w:r>
-        <w:t xml:space="preserve">(San-Pédro, Bouaké, Yamoussoukro, Korhogo) vs J+2/J+3 standard</w:t>
-      </w:r>
-    </w:p>
-    <w:p>
-      <w:pPr>
-        <w:pStyle w:val="Compact"/>
-        <w:numPr>
-          <w:ilvl w:val="0"/>
-          <w:numId w:val="1002"/>
-        </w:numPr>
-      </w:pPr>
-      <w:r>
-        <w:rPr>
-          <w:b/>
-          <w:bCs/>
-        </w:rPr>
-        <w:t xml:space="preserve">SLA monétisé</w:t>
-      </w:r>
-      <w:r>
-        <w:t xml:space="preserve"> </w:t>
-      </w:r>
-      <w:r>
-        <w:t xml:space="preserve">: remboursement intégral des frais + 5 000 F de crédit par breach</w:t>
+        <w:t xml:space="preserve">Livraison prioritaire hors Abidjan</w:t>
+      </w:r>
+      <w:r>
+        <w:t xml:space="preserve"> </w:t>
+      </w:r>
+      <w:r>
+        <w:t xml:space="preserve">(San-Pédro, Bouaké, Yamoussoukro, Korhogo), plus rapide que le standard</w:t>
       </w:r>
     </w:p>
     <w:p>
@@ -984,13 +962,13 @@
     </w:p>
     <w:bookmarkEnd w:id="26"/>
     <w:bookmarkEnd w:id="27"/>
-    <w:bookmarkStart w:id="30" w:name="X979e0091f43d5b7553da9fcd223890a6ebc986c"/>
+    <w:bookmarkStart w:id="30" w:name="Xfa1c9b16fb8a169cf4d652fdd737e56450bacea"/>
     <w:p>
       <w:pPr>
         <w:pStyle w:val="Heading2"/>
       </w:pPr>
       <w:r>
-        <w:t xml:space="preserve">4. Engagements de service (SLA)</w:t>
+        <w:t xml:space="preserve">4. Engagements de service</w:t>
       </w:r>
     </w:p>
     <w:bookmarkStart w:id="28" w:name="flotte-pro"/>
@@ -1206,7 +1184,7 @@
                 <w:b/>
                 <w:bCs/>
               </w:rPr>
-              <w:t xml:space="preserve">3 h chrono</w:t>
+              <w:t xml:space="preserve">3 h, 6 h maximum</w:t>
             </w:r>
             <w:r>
               <w:t xml:space="preserve"> </w:t>
@@ -1225,28 +1203,18 @@
               <w:pStyle w:val="Compact"/>
             </w:pPr>
             <w:r>
-              <w:t xml:space="preserve">Livraison J+1 hors Abidjan</w:t>
-            </w:r>
-          </w:p>
-        </w:tc>
-        <w:tc>
-          <w:tcPr/>
-          <w:p>
-            <w:pPr>
-              <w:pStyle w:val="Compact"/>
-            </w:pPr>
-            <w:r>
-              <w:rPr>
-                <w:b/>
-                <w:bCs/>
-              </w:rPr>
-              <w:t xml:space="preserve">J+1 ouvré</w:t>
-            </w:r>
-            <w:r>
-              <w:t xml:space="preserve"> </w:t>
-            </w:r>
-            <w:r>
-              <w:t xml:space="preserve">sur 4 villes pilotes, extension trimestrielle</w:t>
+              <w:t xml:space="preserve">Livraison hors Abidjan</w:t>
+            </w:r>
+          </w:p>
+        </w:tc>
+        <w:tc>
+          <w:tcPr/>
+          <w:p>
+            <w:pPr>
+              <w:pStyle w:val="Compact"/>
+            </w:pPr>
+            <w:r>
+              <w:t xml:space="preserve">Prioritaire sur 4 villes pilotes, extension trimestrielle</w:t>
             </w:r>
           </w:p>
         </w:tc>
@@ -1295,34 +1263,6 @@
             </w:pPr>
             <w:r>
               <w:t xml:space="preserve">&lt; 30 minutes</w:t>
-            </w:r>
-          </w:p>
-        </w:tc>
-      </w:tr>
-      <w:tr>
-        <w:tc>
-          <w:tcPr/>
-          <w:p>
-            <w:pPr>
-              <w:pStyle w:val="Compact"/>
-            </w:pPr>
-            <w:r>
-              <w:rPr>
-                <w:b/>
-                <w:bCs/>
-              </w:rPr>
-              <w:t xml:space="preserve">Pénalité SLA breach</w:t>
-            </w:r>
-          </w:p>
-        </w:tc>
-        <w:tc>
-          <w:tcPr/>
-          <w:p>
-            <w:pPr>
-              <w:pStyle w:val="Compact"/>
-            </w:pPr>
-            <w:r>
-              <w:t xml:space="preserve">Remboursement intégral des frais de livraison + 5 000 F de crédit</w:t>
             </w:r>
           </w:p>
         </w:tc>
@@ -1751,7 +1691,7 @@
         <w:t xml:space="preserve"> </w:t>
       </w:r>
       <w:r>
-        <w:t xml:space="preserve">pour bénéficier du SLA 3 h chrono — soit un mix à environ 350–400 M FCFA/an, avec un ROI confortable sur les deux dimensions (économie pièces + économie immobilisation).</w:t>
+        <w:t xml:space="preserve">pour bénéficier de la livraison express 3 h (6 h max) — soit un mix à environ 350–400 M FCFA/an, avec un ROI confortable sur les deux dimensions (économie pièces + économie immobilisation).</w:t>
       </w:r>
     </w:p>
     <w:p>

--- a/docs/offre-vtc-6000-vehicules-2026-05.docx
+++ b/docs/offre-vtc-6000-vehicules-2026-05.docx
@@ -2,7 +2,7 @@
 <file path=word/document.xml><?xml version="1.0" encoding="utf-8"?>
 <w:document xmlns:w="http://schemas.openxmlformats.org/wordprocessingml/2006/main" xmlns:m="http://schemas.openxmlformats.org/officeDocument/2006/math" xmlns:r="http://schemas.openxmlformats.org/officeDocument/2006/relationships" xmlns:o="urn:schemas-microsoft-com:office:office" xmlns:v="urn:schemas-microsoft-com:vml" xmlns:w10="urn:schemas-microsoft-com:office:word" xmlns:a="http://schemas.openxmlformats.org/drawingml/2006/main" xmlns:pic="http://schemas.openxmlformats.org/drawingml/2006/picture" xmlns:wp="http://schemas.openxmlformats.org/drawingml/2006/wordprocessingDrawing">
   <w:body>
-    <w:bookmarkStart w:id="41" w:name="Xe62ca4a1df996ee7b415ebd8f33a0300219d887"/>
+    <w:bookmarkStart w:id="30" w:name="Xe62ca4a1df996ee7b415ebd8f33a0300219d887"/>
     <w:p>
       <w:pPr>
         <w:pStyle w:val="Heading1"/>
@@ -67,7 +67,7 @@
         </w:pict>
       </w:r>
     </w:p>
-    <w:bookmarkStart w:id="20" w:name="Xf1bebadfc39ae7f592f5be040b0e780addd0f9d"/>
+    <w:bookmarkStart w:id="9" w:name="Xf1bebadfc39ae7f592f5be040b0e780addd0f9d"/>
     <w:p>
       <w:pPr>
         <w:pStyle w:val="Heading2"/>
@@ -365,8 +365,8 @@
         </w:pict>
       </w:r>
     </w:p>
-    <w:bookmarkEnd w:id="20"/>
-    <w:bookmarkStart w:id="23" w:name="X41205badc3a7b23791db7f49e7edbc863d464e1"/>
+    <w:bookmarkEnd w:id="9"/>
+    <w:bookmarkStart w:id="12" w:name="X41205badc3a7b23791db7f49e7edbc863d464e1"/>
     <w:p>
       <w:pPr>
         <w:pStyle w:val="Heading2"/>
@@ -375,7 +375,7 @@
         <w:t xml:space="preserve">2. Périmètre fonctionnel inclus</w:t>
       </w:r>
     </w:p>
-    <w:bookmarkStart w:id="21" w:name="flotte-pro-300-m-fcfa--an"/>
+    <w:bookmarkStart w:id="10" w:name="flotte-pro-300-m-fcfa--an"/>
     <w:p>
       <w:pPr>
         <w:pStyle w:val="Heading3"/>
@@ -630,8 +630,8 @@
         <w:t xml:space="preserve">Revue trimestrielle de flotte (30 min) avec Liaison Pièces</w:t>
       </w:r>
     </w:p>
-    <w:bookmarkEnd w:id="21"/>
-    <w:bookmarkStart w:id="22" w:name="X281ec84328788a431b5f760f4773465272ea242"/>
+    <w:bookmarkEnd w:id="10"/>
+    <w:bookmarkStart w:id="11" w:name="X281ec84328788a431b5f760f4773465272ea242"/>
     <w:p>
       <w:pPr>
         <w:pStyle w:val="Heading3"/>
@@ -766,9 +766,9 @@
         </w:pict>
       </w:r>
     </w:p>
-    <w:bookmarkEnd w:id="22"/>
-    <w:bookmarkEnd w:id="23"/>
-    <w:bookmarkStart w:id="27" w:name="X14fd05c05e744338b6a491ba4214e3db9be1386"/>
+    <w:bookmarkEnd w:id="11"/>
+    <w:bookmarkEnd w:id="12"/>
+    <w:bookmarkStart w:id="16" w:name="X14fd05c05e744338b6a491ba4214e3db9be1386"/>
     <w:p>
       <w:pPr>
         <w:pStyle w:val="Heading2"/>
@@ -777,7 +777,7 @@
         <w:t xml:space="preserve">3. Modalités de paiement et de facturation</w:t>
       </w:r>
     </w:p>
-    <w:bookmarkStart w:id="24" w:name="cycle-de-facturation"/>
+    <w:bookmarkStart w:id="13" w:name="cycle-de-facturation"/>
     <w:p>
       <w:pPr>
         <w:pStyle w:val="Heading3"/>
@@ -846,8 +846,8 @@
         <w:t xml:space="preserve">(10 mois facturés au lieu de 12). Recommandé pour la prévisibilité budgétaire et l'optimisation du cashflow.</w:t>
       </w:r>
     </w:p>
-    <w:bookmarkEnd w:id="24"/>
-    <w:bookmarkStart w:id="25" w:name="modes-de-paiement-acceptés"/>
+    <w:bookmarkEnd w:id="13"/>
+    <w:bookmarkStart w:id="14" w:name="modes-de-paiement-acceptés"/>
     <w:p>
       <w:pPr>
         <w:pStyle w:val="Heading3"/>
@@ -892,8 +892,8 @@
         <w:t xml:space="preserve">Cartes bancaires entreprise via CinetPay (à la mise en service du paiement automatisé, Q3 2026)</w:t>
       </w:r>
     </w:p>
-    <w:bookmarkEnd w:id="25"/>
-    <w:bookmarkStart w:id="26" w:name="conditions-de-paiement"/>
+    <w:bookmarkEnd w:id="14"/>
+    <w:bookmarkStart w:id="15" w:name="conditions-de-paiement"/>
     <w:p>
       <w:pPr>
         <w:pStyle w:val="Heading3"/>
@@ -960,9 +960,9 @@
         </w:pict>
       </w:r>
     </w:p>
-    <w:bookmarkEnd w:id="26"/>
-    <w:bookmarkEnd w:id="27"/>
-    <w:bookmarkStart w:id="30" w:name="Xfa1c9b16fb8a169cf4d652fdd737e56450bacea"/>
+    <w:bookmarkEnd w:id="15"/>
+    <w:bookmarkEnd w:id="16"/>
+    <w:bookmarkStart w:id="19" w:name="Xfa1c9b16fb8a169cf4d652fdd737e56450bacea"/>
     <w:p>
       <w:pPr>
         <w:pStyle w:val="Heading2"/>
@@ -971,7 +971,7 @@
         <w:t xml:space="preserve">4. Engagements de service</w:t>
       </w:r>
     </w:p>
-    <w:bookmarkStart w:id="28" w:name="flotte-pro"/>
+    <w:bookmarkStart w:id="17" w:name="flotte-pro"/>
     <w:p>
       <w:pPr>
         <w:pStyle w:val="Heading3"/>
@@ -1114,8 +1114,8 @@
         </w:tc>
       </w:tr>
     </w:tbl>
-    <w:bookmarkEnd w:id="28"/>
-    <w:bookmarkStart w:id="29" w:name="flotte-pro--en-plus"/>
+    <w:bookmarkEnd w:id="17"/>
+    <w:bookmarkStart w:id="18" w:name="flotte-pro--en-plus"/>
     <w:p>
       <w:pPr>
         <w:pStyle w:val="Heading3"/>
@@ -1275,9 +1275,9 @@
         </w:pict>
       </w:r>
     </w:p>
-    <w:bookmarkEnd w:id="29"/>
-    <w:bookmarkEnd w:id="30"/>
-    <w:bookmarkStart w:id="31" w:name="X8c4e5e9c1c0ff0c6abf272e5d0ceb136b09c3f6"/>
+    <w:bookmarkEnd w:id="18"/>
+    <w:bookmarkEnd w:id="19"/>
+    <w:bookmarkStart w:id="20" w:name="X8c4e5e9c1c0ff0c6abf272e5d0ceb136b09c3f6"/>
     <w:p>
       <w:pPr>
         <w:pStyle w:val="Heading2"/>
@@ -1349,8 +1349,8 @@
         </w:pict>
       </w:r>
     </w:p>
-    <w:bookmarkEnd w:id="31"/>
-    <w:bookmarkStart w:id="35" w:name="Xee5dd07076a208332078d5dd8a5e2e94ecbfae1"/>
+    <w:bookmarkEnd w:id="20"/>
+    <w:bookmarkStart w:id="24" w:name="Xee5dd07076a208332078d5dd8a5e2e94ecbfae1"/>
     <w:p>
       <w:pPr>
         <w:pStyle w:val="Heading2"/>
@@ -1359,7 +1359,7 @@
         <w:t xml:space="preserve">6. Mise en service</w:t>
       </w:r>
     </w:p>
-    <w:bookmarkStart w:id="32" w:name="phase-pilote-t0--30-jours"/>
+    <w:bookmarkStart w:id="21" w:name="phase-pilote-t0--30-jours"/>
     <w:p>
       <w:pPr>
         <w:pStyle w:val="Heading3"/>
@@ -1436,8 +1436,8 @@
         <w:t xml:space="preserve">Accompagnement par un Liaison senior + un membre de l'équipe produit Pièces</w:t>
       </w:r>
     </w:p>
-    <w:bookmarkEnd w:id="32"/>
-    <w:bookmarkStart w:id="33" w:name="phase-roll-out-t0--30-à-t0--90-jours"/>
+    <w:bookmarkEnd w:id="21"/>
+    <w:bookmarkStart w:id="22" w:name="phase-roll-out-t0--30-à-t0--90-jours"/>
     <w:p>
       <w:pPr>
         <w:pStyle w:val="Heading3"/>
@@ -1506,8 +1506,8 @@
         <w:t xml:space="preserve">Bascule des chauffeurs sur l'application (formation rapide, ~10 min par chauffeur)</w:t>
       </w:r>
     </w:p>
-    <w:bookmarkEnd w:id="33"/>
-    <w:bookmarkStart w:id="34" w:name="Xb0ced382163cee83ab30c3b80b33566607caed7"/>
+    <w:bookmarkEnd w:id="22"/>
+    <w:bookmarkStart w:id="23" w:name="Xb0ced382163cee83ab30c3b80b33566607caed7"/>
     <w:p>
       <w:pPr>
         <w:pStyle w:val="Heading3"/>
@@ -1559,9 +1559,9 @@
         </w:pict>
       </w:r>
     </w:p>
-    <w:bookmarkEnd w:id="34"/>
-    <w:bookmarkEnd w:id="35"/>
-    <w:bookmarkStart w:id="36" w:name="X407c25866bc9357dc37177450b9abeeeadff91d"/>
+    <w:bookmarkEnd w:id="23"/>
+    <w:bookmarkEnd w:id="24"/>
+    <w:bookmarkStart w:id="25" w:name="X407c25866bc9357dc37177450b9abeeeadff91d"/>
     <w:p>
       <w:pPr>
         <w:pStyle w:val="Heading2"/>
@@ -1645,8 +1645,8 @@
         </w:pict>
       </w:r>
     </w:p>
-    <w:bookmarkEnd w:id="36"/>
-    <w:bookmarkStart w:id="37" w:name="Xadb8d9e5dde7d0b2d453665ba72395db9cd303c"/>
+    <w:bookmarkEnd w:id="25"/>
+    <w:bookmarkStart w:id="26" w:name="Xadb8d9e5dde7d0b2d453665ba72395db9cd303c"/>
     <w:p>
       <w:pPr>
         <w:pStyle w:val="Heading2"/>
@@ -1709,8 +1709,8 @@
         </w:pict>
       </w:r>
     </w:p>
-    <w:bookmarkEnd w:id="37"/>
-    <w:bookmarkStart w:id="38" w:name="X04269a78f9844372bccf02515e9d04fef119bb7"/>
+    <w:bookmarkEnd w:id="26"/>
+    <w:bookmarkStart w:id="27" w:name="X04269a78f9844372bccf02515e9d04fef119bb7"/>
     <w:p>
       <w:pPr>
         <w:pStyle w:val="Heading2"/>
@@ -1794,8 +1794,8 @@
         </w:pict>
       </w:r>
     </w:p>
-    <w:bookmarkEnd w:id="38"/>
-    <w:bookmarkStart w:id="40" w:name="X5dd80f53d02925f270703a35b97d600acb1d2bf"/>
+    <w:bookmarkEnd w:id="27"/>
+    <w:bookmarkStart w:id="29" w:name="X5dd80f53d02925f270703a35b97d600acb1d2bf"/>
     <w:p>
       <w:pPr>
         <w:pStyle w:val="Heading2"/>
@@ -1824,7 +1824,7 @@
       <w:r>
         <w:t xml:space="preserve"> </w:t>
       </w:r>
-      <w:hyperlink r:id="rId39">
+      <w:hyperlink r:id="rId28">
         <w:r>
           <w:rPr>
             <w:rStyle w:val="Hyperlink"/>
@@ -1845,9 +1845,13 @@
         <w:t xml:space="preserve">Document confidentiel · diffusion restreinte · ne pas reproduire sans accord écrit de Pièces.ci. Référence interne : PCS-VTC-2026-05-001.</w:t>
       </w:r>
     </w:p>
-    <w:bookmarkEnd w:id="40"/>
-    <w:bookmarkEnd w:id="41"/>
-    <w:sectPr/>
+    <w:bookmarkEnd w:id="29"/>
+    <w:bookmarkEnd w:id="30"/>
+    <w:sectPr>
+      <w:footnotePr>
+        <w:numRestart w:val="eachSect"/>
+      </w:footnotePr>
+    </w:sectPr>
   </w:body>
 </w:document>
 </file>
@@ -2100,10 +2104,10 @@
   <w:docDefaults>
     <w:rPrDefault>
       <w:rPr>
-        <w:rFonts w:asciiTheme="minorHAnsi" w:cstheme="minorBidi" w:eastAsiaTheme="minorHAnsi" w:hAnsiTheme="minorHAnsi"/>
+        <w:rFonts w:asciiTheme="minorHAnsi" w:cstheme="minorBidi" w:eastAsiaTheme="minorEastAsia" w:hAnsiTheme="minorHAnsi"/>
         <w:sz w:val="24"/>
         <w:szCs w:val="24"/>
-        <w:lang w:bidi="ar-SA" w:eastAsia="en-US" w:val="en-US"/>
+        <w:lang w:bidi="ar-SA" w:eastAsia="zh-CN" w:val="en-US"/>
       </w:rPr>
     </w:rPrDefault>
     <w:pPrDefault>
@@ -2155,8 +2159,6 @@
     </w:pPr>
     <w:rPr>
       <w:rFonts w:asciiTheme="majorHAnsi" w:cstheme="majorBidi" w:eastAsiaTheme="majorEastAsia" w:hAnsiTheme="majorHAnsi"/>
-      <w:spacing w:val="-10"/>
-      <w:kern w:val="28"/>
       <w:sz w:val="56"/>
       <w:szCs w:val="56"/>
     </w:rPr>
@@ -2169,8 +2171,6 @@
     <w:rsid w:val="00A10FD9"/>
     <w:rPr>
       <w:rFonts w:asciiTheme="majorHAnsi" w:cstheme="majorBidi" w:eastAsiaTheme="majorEastAsia" w:hAnsiTheme="majorHAnsi"/>
-      <w:spacing w:val="-10"/>
-      <w:kern w:val="28"/>
       <w:sz w:val="56"/>
       <w:szCs w:val="56"/>
     </w:rPr>
@@ -2211,23 +2211,31 @@
   </w:style>
   <w:style w:customStyle="1" w:styleId="Author" w:type="paragraph">
     <w:name w:val="Author"/>
+    <w:basedOn w:val="Title"/>
     <w:next w:val="BodyText"/>
     <w:qFormat/>
     <w:pPr>
       <w:keepNext/>
       <w:keepLines/>
-      <w:jc w:val="center"/>
     </w:pPr>
+    <w:rPr>
+      <w:sz w:val="24"/>
+      <w:szCs w:val="24"/>
+    </w:rPr>
   </w:style>
   <w:style w:styleId="Date" w:type="paragraph">
     <w:name w:val="Date"/>
+    <w:basedOn w:val="Title"/>
     <w:next w:val="BodyText"/>
     <w:qFormat/>
     <w:pPr>
       <w:keepNext/>
       <w:keepLines/>
-      <w:jc w:val="center"/>
     </w:pPr>
+    <w:rPr>
+      <w:sz w:val="24"/>
+      <w:szCs w:val="24"/>
+    </w:rPr>
   </w:style>
   <w:style w:customStyle="1" w:styleId="AbstractTitle" w:type="paragraph">
     <w:name w:val="Abstract Title"/>
@@ -2640,13 +2648,6 @@
       </w:tblCellMar>
     </w:tblPr>
     <w:tblStylePr w:type="firstRow">
-      <w:tblPr>
-        <w:jc w:val="left"/>
-        <w:tblInd w:type="dxa" w:w="0"/>
-      </w:tblPr>
-      <w:trPr>
-        <w:jc w:val="left"/>
-      </w:trPr>
       <w:tcPr>
         <w:tcBorders>
           <w:bottom w:val="single"/>

--- a/docs/offre-vtc-6000-vehicules-2026-05.docx
+++ b/docs/offre-vtc-6000-vehicules-2026-05.docx
@@ -2,13 +2,13 @@
 <file path=word/document.xml><?xml version="1.0" encoding="utf-8"?>
 <w:document xmlns:w="http://schemas.openxmlformats.org/wordprocessingml/2006/main" xmlns:m="http://schemas.openxmlformats.org/officeDocument/2006/math" xmlns:r="http://schemas.openxmlformats.org/officeDocument/2006/relationships" xmlns:o="urn:schemas-microsoft-com:office:office" xmlns:v="urn:schemas-microsoft-com:vml" xmlns:w10="urn:schemas-microsoft-com:office:word" xmlns:a="http://schemas.openxmlformats.org/drawingml/2006/main" xmlns:pic="http://schemas.openxmlformats.org/drawingml/2006/picture" xmlns:wp="http://schemas.openxmlformats.org/drawingml/2006/wordprocessingDrawing">
   <w:body>
-    <w:bookmarkStart w:id="30" w:name="Xe62ca4a1df996ee7b415ebd8f33a0300219d887"/>
+    <w:bookmarkStart w:id="40" w:name="X624c39c8e667c5f579563853e1351025c21b521"/>
     <w:p>
       <w:pPr>
         <w:pStyle w:val="Heading1"/>
       </w:pPr>
       <w:r>
-        <w:t xml:space="preserve">Offre commerciale — Pièces pour [Nom de l'entreprise VTC]</w:t>
+        <w:t xml:space="preserve">Offre commerciale — Pièces pour [Nom de l’entreprise VTC]</w:t>
       </w:r>
     </w:p>
     <w:p>
@@ -38,7 +38,7 @@
           <w:b/>
           <w:bCs/>
         </w:rPr>
-        <w:t xml:space="preserve">[Nom de l'entreprise VTC]</w:t>
+        <w:t xml:space="preserve">[Nom de l’entreprise VTC]</w:t>
       </w:r>
       <w:r>
         <w:t xml:space="preserve">, exploitant une flotte de</w:t>
@@ -57,7 +57,7 @@
         <w:t xml:space="preserve"> </w:t>
       </w:r>
       <w:r>
-        <w:t xml:space="preserve">en Côte d'Ivoire. Cette offre n'est ni publique ni publiée ; elle vous est remise en main propre dans le cadre de discussions commerciales confidentielles avec Pièces.ci.</w:t>
+        <w:t xml:space="preserve">en Côte d’Ivoire. Cette offre n’est ni publique ni publiée ; elle vous est remise en main propre dans le cadre de discussions commerciales confidentielles avec Pièces.ci.</w:t>
       </w:r>
     </w:p>
     <w:p>
@@ -67,13 +67,13 @@
         </w:pict>
       </w:r>
     </w:p>
-    <w:bookmarkStart w:id="9" w:name="Xf1bebadfc39ae7f592f5be040b0e780addd0f9d"/>
+    <w:bookmarkStart w:id="20" w:name="synthèse-de-loffre"/>
     <w:p>
       <w:pPr>
         <w:pStyle w:val="Heading2"/>
       </w:pPr>
       <w:r>
-        <w:t xml:space="preserve">1. Synthèse de l'offre</w:t>
+        <w:t xml:space="preserve">1. Synthèse de l’offre</w:t>
       </w:r>
     </w:p>
     <w:p>
@@ -81,7 +81,7 @@
         <w:pStyle w:val="FirstParagraph"/>
       </w:pPr>
       <w:r>
-        <w:t xml:space="preserve">Pièces.ci propose à [Nom de l'entreprise VTC]</w:t>
+        <w:t xml:space="preserve">Pièces.ci propose à [Nom de l’entreprise VTC]</w:t>
       </w:r>
       <w:r>
         <w:t xml:space="preserve"> </w:t>
@@ -91,7 +91,7 @@
           <w:b/>
           <w:bCs/>
         </w:rPr>
-        <w:t xml:space="preserve">un contrat d'abonnement plateforme</w:t>
+        <w:t xml:space="preserve">un contrat d’abonnement plateforme</w:t>
       </w:r>
       <w:r>
         <w:t xml:space="preserve"> </w:t>
@@ -103,7 +103,8 @@
     <w:tbl>
       <w:tblPr>
         <w:tblStyle w:val="Table"/>
-        <w:tblW w:type="auto" w:w="0"/>
+        <w:tblW w:type="pct" w:w="5000"/>
+        <w:tblLayout w:type="fixed"/>
         <w:tblLook w:firstRow="1" w:lastRow="0" w:firstColumn="0" w:lastColumn="0" w:noHBand="0" w:noVBand="0" w:val="0020"/>
       </w:tblPr>
       <w:tblGrid>
@@ -168,7 +169,7 @@
               <w:pStyle w:val="Compact"/>
             </w:pPr>
             <w:r>
-              <w:t xml:space="preserve">Total annuel (paiement annuel d'avance)</w:t>
+              <w:t xml:space="preserve">Total annuel (paiement annuel d’avance)</w:t>
             </w:r>
           </w:p>
         </w:tc>
@@ -331,7 +332,7 @@
         <w:t xml:space="preserve"> </w:t>
       </w:r>
       <w:r>
-        <w:t xml:space="preserve">inclut intégralement Flotte Pro et y ajoute la couche urgence (livraison express 3 h / 6 h max à Abidjan, livraison prioritaire hors Abidjan, ligne WhatsApp dédiée, concierge dépannage).</w:t>
+        <w:t xml:space="preserve">inclut intégralement Flotte Pro et y ajoute la couche urgence (livraison express prioritaire à Abidjan : notre équipe dédiée livre le plus rapidement possible, livraison prioritaire hors Abidjan, ligne WhatsApp dédiée, concierge dépannage).</w:t>
       </w:r>
     </w:p>
     <w:p>
@@ -349,13 +350,13 @@
           <w:b/>
           <w:bCs/>
         </w:rPr>
-        <w:t xml:space="preserve">L'offre n'est pas publique</w:t>
-      </w:r>
-      <w:r>
-        <w:t xml:space="preserve"> </w:t>
-      </w:r>
-      <w:r>
-        <w:t xml:space="preserve">et ne fait l'objet d'aucune publication sur pieces.ci.</w:t>
+        <w:t xml:space="preserve">L’offre n’est pas publique</w:t>
+      </w:r>
+      <w:r>
+        <w:t xml:space="preserve"> </w:t>
+      </w:r>
+      <w:r>
+        <w:t xml:space="preserve">et ne fait l’objet d’aucune publication sur pieces.ci.</w:t>
       </w:r>
     </w:p>
     <w:p>
@@ -365,8 +366,8 @@
         </w:pict>
       </w:r>
     </w:p>
-    <w:bookmarkEnd w:id="9"/>
-    <w:bookmarkStart w:id="12" w:name="X41205badc3a7b23791db7f49e7edbc863d464e1"/>
+    <w:bookmarkEnd w:id="20"/>
+    <w:bookmarkStart w:id="23" w:name="périmètre-fonctionnel-inclus"/>
     <w:p>
       <w:pPr>
         <w:pStyle w:val="Heading2"/>
@@ -375,7 +376,7 @@
         <w:t xml:space="preserve">2. Périmètre fonctionnel inclus</w:t>
       </w:r>
     </w:p>
-    <w:bookmarkStart w:id="10" w:name="flotte-pro-300-m-fcfa--an"/>
+    <w:bookmarkStart w:id="21" w:name="flotte-pro-300-m-fcfa-an"/>
     <w:p>
       <w:pPr>
         <w:pStyle w:val="Heading3"/>
@@ -630,8 +631,8 @@
         <w:t xml:space="preserve">Revue trimestrielle de flotte (30 min) avec Liaison Pièces</w:t>
       </w:r>
     </w:p>
-    <w:bookmarkEnd w:id="10"/>
-    <w:bookmarkStart w:id="11" w:name="X281ec84328788a431b5f760f4773465272ea242"/>
+    <w:bookmarkEnd w:id="21"/>
+    <w:bookmarkStart w:id="22" w:name="X203b0d46bcde3f1016bf7abaf0585f70b7023d1"/>
     <w:p>
       <w:pPr>
         <w:pStyle w:val="Heading3"/>
@@ -653,13 +654,13 @@
           <w:b/>
           <w:bCs/>
         </w:rPr>
-        <w:t xml:space="preserve">Livraison express à Abidjan : 3 heures, 6 heures maximum</w:t>
-      </w:r>
-      <w:r>
-        <w:t xml:space="preserve"> </w:t>
-      </w:r>
-      <w:r>
-        <w:t xml:space="preserve">quand la pièce est en stock chez un partenaire</w:t>
+        <w:t xml:space="preserve">Livraison express prioritaire à Abidjan</w:t>
+      </w:r>
+      <w:r>
+        <w:t xml:space="preserve"> </w:t>
+      </w:r>
+      <w:r>
+        <w:t xml:space="preserve">: notre équipe dédiée livre le plus rapidement possible quand la pièce est en stock chez un partenaire</w:t>
       </w:r>
     </w:p>
     <w:p>
@@ -693,7 +694,7 @@
         </w:numPr>
       </w:pPr>
       <w:r>
-        <w:t xml:space="preserve">Pickup prioritaire chez le vendeur en 30 min</w:t>
+        <w:t xml:space="preserve">Pickup prioritaire chez le vendeur le plus rapidement possible</w:t>
       </w:r>
     </w:p>
     <w:p>
@@ -766,9 +767,9 @@
         </w:pict>
       </w:r>
     </w:p>
-    <w:bookmarkEnd w:id="11"/>
-    <w:bookmarkEnd w:id="12"/>
-    <w:bookmarkStart w:id="16" w:name="X14fd05c05e744338b6a491ba4214e3db9be1386"/>
+    <w:bookmarkEnd w:id="22"/>
+    <w:bookmarkEnd w:id="23"/>
+    <w:bookmarkStart w:id="27" w:name="modalités-de-paiement-et-de-facturation"/>
     <w:p>
       <w:pPr>
         <w:pStyle w:val="Heading2"/>
@@ -777,7 +778,7 @@
         <w:t xml:space="preserve">3. Modalités de paiement et de facturation</w:t>
       </w:r>
     </w:p>
-    <w:bookmarkStart w:id="13" w:name="cycle-de-facturation"/>
+    <w:bookmarkStart w:id="24" w:name="cycle-de-facturation"/>
     <w:p>
       <w:pPr>
         <w:pStyle w:val="Heading3"/>
@@ -827,7 +828,7 @@
         <w:t xml:space="preserve"> </w:t>
       </w:r>
       <w:r>
-        <w:t xml:space="preserve">: paiement d'avance,</w:t>
+        <w:t xml:space="preserve">: paiement d’avance,</w:t>
       </w:r>
       <w:r>
         <w:t xml:space="preserve"> </w:t>
@@ -843,11 +844,11 @@
         <w:t xml:space="preserve"> </w:t>
       </w:r>
       <w:r>
-        <w:t xml:space="preserve">(10 mois facturés au lieu de 12). Recommandé pour la prévisibilité budgétaire et l'optimisation du cashflow.</w:t>
-      </w:r>
-    </w:p>
-    <w:bookmarkEnd w:id="13"/>
-    <w:bookmarkStart w:id="14" w:name="modes-de-paiement-acceptés"/>
+        <w:t xml:space="preserve">(10 mois facturés au lieu de 12). Recommandé pour la prévisibilité budgétaire et l’optimisation du cashflow.</w:t>
+      </w:r>
+    </w:p>
+    <w:bookmarkEnd w:id="24"/>
+    <w:bookmarkStart w:id="25" w:name="modes-de-paiement-acceptés"/>
     <w:p>
       <w:pPr>
         <w:pStyle w:val="Heading3"/>
@@ -892,8 +893,8 @@
         <w:t xml:space="preserve">Cartes bancaires entreprise via CinetPay (à la mise en service du paiement automatisé, Q3 2026)</w:t>
       </w:r>
     </w:p>
-    <w:bookmarkEnd w:id="14"/>
-    <w:bookmarkStart w:id="15" w:name="conditions-de-paiement"/>
+    <w:bookmarkEnd w:id="25"/>
+    <w:bookmarkStart w:id="26" w:name="conditions-de-paiement"/>
     <w:p>
       <w:pPr>
         <w:pStyle w:val="Heading3"/>
@@ -923,7 +924,7 @@
         </w:numPr>
       </w:pPr>
       <w:r>
-        <w:t xml:space="preserve">Annuel : payable à la signature ou à la date d'effet du contrat</w:t>
+        <w:t xml:space="preserve">Annuel : payable à la signature ou à la date d’effet du contrat</w:t>
       </w:r>
     </w:p>
     <w:p>
@@ -935,7 +936,7 @@
         </w:numPr>
       </w:pPr>
       <w:r>
-        <w:t xml:space="preserve">En cas d'impayé après 60 jours, l'abonnement passe en statut</w:t>
+        <w:t xml:space="preserve">En cas d’impayé après 60 jours, l’abonnement passe en statut</w:t>
       </w:r>
       <w:r>
         <w:t xml:space="preserve"> </w:t>
@@ -960,9 +961,9 @@
         </w:pict>
       </w:r>
     </w:p>
-    <w:bookmarkEnd w:id="15"/>
-    <w:bookmarkEnd w:id="16"/>
-    <w:bookmarkStart w:id="19" w:name="Xfa1c9b16fb8a169cf4d652fdd737e56450bacea"/>
+    <w:bookmarkEnd w:id="26"/>
+    <w:bookmarkEnd w:id="27"/>
+    <w:bookmarkStart w:id="30" w:name="engagements-de-service"/>
     <w:p>
       <w:pPr>
         <w:pStyle w:val="Heading2"/>
@@ -971,7 +972,7 @@
         <w:t xml:space="preserve">4. Engagements de service</w:t>
       </w:r>
     </w:p>
-    <w:bookmarkStart w:id="17" w:name="flotte-pro"/>
+    <w:bookmarkStart w:id="28" w:name="flotte-pro"/>
     <w:p>
       <w:pPr>
         <w:pStyle w:val="Heading3"/>
@@ -983,7 +984,8 @@
     <w:tbl>
       <w:tblPr>
         <w:tblStyle w:val="Table"/>
-        <w:tblW w:type="auto" w:w="0"/>
+        <w:tblW w:type="pct" w:w="5000"/>
+        <w:tblLayout w:type="fixed"/>
         <w:tblLook w:firstRow="1" w:lastRow="0" w:firstColumn="0" w:lastColumn="0" w:noHBand="0" w:noVBand="0" w:val="0020"/>
       </w:tblPr>
       <w:tblGrid>
@@ -1114,8 +1116,8 @@
         </w:tc>
       </w:tr>
     </w:tbl>
-    <w:bookmarkEnd w:id="17"/>
-    <w:bookmarkStart w:id="18" w:name="flotte-pro--en-plus"/>
+    <w:bookmarkEnd w:id="28"/>
+    <w:bookmarkStart w:id="29" w:name="flotte-pro-en-plus"/>
     <w:p>
       <w:pPr>
         <w:pStyle w:val="Heading3"/>
@@ -1127,7 +1129,8 @@
     <w:tbl>
       <w:tblPr>
         <w:tblStyle w:val="Table"/>
-        <w:tblW w:type="auto" w:w="0"/>
+        <w:tblW w:type="pct" w:w="5000"/>
+        <w:tblLayout w:type="fixed"/>
         <w:tblLook w:firstRow="1" w:lastRow="0" w:firstColumn="0" w:lastColumn="0" w:noHBand="0" w:noVBand="0" w:val="0020"/>
       </w:tblPr>
       <w:tblGrid>
@@ -1184,7 +1187,7 @@
                 <w:b/>
                 <w:bCs/>
               </w:rPr>
-              <w:t xml:space="preserve">3 h, 6 h maximum</w:t>
+              <w:t xml:space="preserve">Le plus rapidement possible</w:t>
             </w:r>
             <w:r>
               <w:t xml:space="preserve"> </w:t>
@@ -1275,9 +1278,9 @@
         </w:pict>
       </w:r>
     </w:p>
-    <w:bookmarkEnd w:id="18"/>
-    <w:bookmarkEnd w:id="19"/>
-    <w:bookmarkStart w:id="20" w:name="X8c4e5e9c1c0ff0c6abf272e5d0ceb136b09c3f6"/>
+    <w:bookmarkEnd w:id="29"/>
+    <w:bookmarkEnd w:id="30"/>
+    <w:bookmarkStart w:id="31" w:name="garantie-roi-3-mois"/>
     <w:p>
       <w:pPr>
         <w:pStyle w:val="Heading2"/>
@@ -1295,7 +1298,7 @@
           <w:b/>
           <w:bCs/>
         </w:rPr>
-        <w:t xml:space="preserve">Si à 3 mois d'utilisation effective de Flotte Pro, [Nom de l'entreprise VTC] n'a pas constaté d'économies pièces au moins égales au coût de l'abonnement sur la période, Pièces.ci rembourse la dernière mensualité et le contrat peut être résilié sans pénalité.</w:t>
+        <w:t xml:space="preserve">Si à 3 mois d’utilisation effective de Flotte Pro, [Nom de l’entreprise VTC] n’a pas constaté d’économies pièces au moins égales au coût de l’abonnement sur la période, Pièces.ci rembourse la dernière mensualité et le contrat peut être résilié sans pénalité.</w:t>
       </w:r>
     </w:p>
     <w:p>
@@ -1303,43 +1306,25 @@
         <w:pStyle w:val="BodyText"/>
       </w:pPr>
       <w:r>
-        <w:t xml:space="preserve">Conditions d'application :</w:t>
-      </w:r>
-    </w:p>
-    <w:p>
-      <w:pPr>
-        <w:pStyle w:val="Compact"/>
-        <w:numPr>
-          <w:ilvl w:val="0"/>
-          <w:numId w:val="1006"/>
-        </w:numPr>
-      </w:pPr>
-      <w:r>
-        <w:t xml:space="preserve">L'entreprise doit avoir importé l'intégralité de sa flotte dans Pièces dans les 30 premiers jours.</w:t>
-      </w:r>
-    </w:p>
-    <w:p>
-      <w:pPr>
-        <w:pStyle w:val="Compact"/>
-        <w:numPr>
-          <w:ilvl w:val="0"/>
-          <w:numId w:val="1006"/>
-        </w:numPr>
-      </w:pPr>
-      <w:r>
-        <w:t xml:space="preserve">Les commandes pièces doivent être passées exclusivement via la plateforme Pièces sur la période d'évaluation.</w:t>
-      </w:r>
-    </w:p>
-    <w:p>
-      <w:pPr>
-        <w:pStyle w:val="Compact"/>
-        <w:numPr>
-          <w:ilvl w:val="0"/>
-          <w:numId w:val="1006"/>
-        </w:numPr>
-      </w:pPr>
-      <w:r>
-        <w:t xml:space="preserve">Le calcul d'économies est partagé contradictoirement avec l'équipe Pièces (méthodologie documentée et signée à la mise en service).</w:t>
+        <w:t xml:space="preserve">Conditions d’application :</w:t>
+      </w:r>
+      <w:r>
+        <w:t xml:space="preserve"> </w:t>
+      </w:r>
+      <w:r>
+        <w:t xml:space="preserve">- L’entreprise doit avoir importé l’intégralité de sa flotte dans Pièces dans les 30 premiers jours.</w:t>
+      </w:r>
+      <w:r>
+        <w:t xml:space="preserve"> </w:t>
+      </w:r>
+      <w:r>
+        <w:t xml:space="preserve">- Les commandes pièces doivent être passées exclusivement via la plateforme Pièces sur la période d’évaluation.</w:t>
+      </w:r>
+      <w:r>
+        <w:t xml:space="preserve"> </w:t>
+      </w:r>
+      <w:r>
+        <w:t xml:space="preserve">- Le calcul d’économies est partagé contradictoirement avec l’équipe Pièces (méthodologie documentée et signée à la mise en service).</w:t>
       </w:r>
     </w:p>
     <w:p>
@@ -1349,8 +1334,8 @@
         </w:pict>
       </w:r>
     </w:p>
-    <w:bookmarkEnd w:id="20"/>
-    <w:bookmarkStart w:id="24" w:name="Xee5dd07076a208332078d5dd8a5e2e94ecbfae1"/>
+    <w:bookmarkEnd w:id="31"/>
+    <w:bookmarkStart w:id="35" w:name="mise-en-service"/>
     <w:p>
       <w:pPr>
         <w:pStyle w:val="Heading2"/>
@@ -1359,25 +1344,25 @@
         <w:t xml:space="preserve">6. Mise en service</w:t>
       </w:r>
     </w:p>
-    <w:bookmarkStart w:id="21" w:name="phase-pilote-t0--30-jours"/>
+    <w:bookmarkStart w:id="32" w:name="X11584e4514da7e9e6b0e93b4e3b232137ff4813"/>
     <w:p>
       <w:pPr>
         <w:pStyle w:val="Heading3"/>
       </w:pPr>
       <w:r>
-        <w:t xml:space="preserve">Phase pilote (T0 + 30 jours)</w:t>
-      </w:r>
-    </w:p>
-    <w:p>
-      <w:pPr>
-        <w:pStyle w:val="Compact"/>
-        <w:numPr>
-          <w:ilvl w:val="0"/>
-          <w:numId w:val="1007"/>
-        </w:numPr>
-      </w:pPr>
-      <w:r>
-        <w:t xml:space="preserve">Pilote sur</w:t>
+        <w:t xml:space="preserve">Phase de déploiement initial (premier mois de mesure)</w:t>
+      </w:r>
+    </w:p>
+    <w:p>
+      <w:pPr>
+        <w:pStyle w:val="Compact"/>
+        <w:numPr>
+          <w:ilvl w:val="0"/>
+          <w:numId w:val="1006"/>
+        </w:numPr>
+      </w:pPr>
+      <w:r>
+        <w:t xml:space="preserve">Déploiement initial sur</w:t>
       </w:r>
       <w:r>
         <w:t xml:space="preserve"> </w:t>
@@ -1393,15 +1378,15 @@
         <w:t xml:space="preserve"> </w:t>
       </w:r>
       <w:r>
-        <w:t xml:space="preserve">sélectionnés par [Nom de l'entreprise VTC]</w:t>
-      </w:r>
-    </w:p>
-    <w:p>
-      <w:pPr>
-        <w:pStyle w:val="Compact"/>
-        <w:numPr>
-          <w:ilvl w:val="0"/>
-          <w:numId w:val="1007"/>
+        <w:t xml:space="preserve">sélectionnés par [Nom de l’entreprise VTC]</w:t>
+      </w:r>
+    </w:p>
+    <w:p>
+      <w:pPr>
+        <w:pStyle w:val="Compact"/>
+        <w:numPr>
+          <w:ilvl w:val="0"/>
+          <w:numId w:val="1006"/>
         </w:numPr>
       </w:pPr>
       <w:r>
@@ -1413,7 +1398,7 @@
         <w:pStyle w:val="Compact"/>
         <w:numPr>
           <w:ilvl w:val="0"/>
-          <w:numId w:val="1007"/>
+          <w:numId w:val="1006"/>
         </w:numPr>
       </w:pPr>
       <w:r>
@@ -1421,7 +1406,29 @@
           <w:b/>
           <w:bCs/>
         </w:rPr>
-        <w:t xml:space="preserve">Gratuit pendant 30 jours, sans engagement, sans carte bancaire</w:t>
+        <w:t xml:space="preserve">Tarif mensuel sans engagement, vous voyez la valeur dès le premier mois : économies sur les pièces, facturation DGI allégée, moins d’immobilisation</w:t>
+      </w:r>
+    </w:p>
+    <w:p>
+      <w:pPr>
+        <w:pStyle w:val="Compact"/>
+        <w:numPr>
+          <w:ilvl w:val="0"/>
+          <w:numId w:val="1006"/>
+        </w:numPr>
+      </w:pPr>
+      <w:r>
+        <w:t xml:space="preserve">Accompagnement par un Liaison senior + un membre de l’équipe produit Pièces</w:t>
+      </w:r>
+    </w:p>
+    <w:bookmarkEnd w:id="32"/>
+    <w:bookmarkStart w:id="33" w:name="phase-roll-out-t0-30-à-t0-90-jours"/>
+    <w:p>
+      <w:pPr>
+        <w:pStyle w:val="Heading3"/>
+      </w:pPr>
+      <w:r>
+        <w:t xml:space="preserve">Phase roll-out (T0 + 30 à T0 + 90 jours)</w:t>
       </w:r>
     </w:p>
     <w:p>
@@ -1433,17 +1440,65 @@
         </w:numPr>
       </w:pPr>
       <w:r>
-        <w:t xml:space="preserve">Accompagnement par un Liaison senior + un membre de l'équipe produit Pièces</w:t>
-      </w:r>
-    </w:p>
-    <w:bookmarkEnd w:id="21"/>
-    <w:bookmarkStart w:id="22" w:name="phase-roll-out-t0--30-à-t0--90-jours"/>
+        <w:t xml:space="preserve">Import CSV de la flotte complète (6 000 véhicules) — format simple : marque, modèle, année, immatriculation, km, type d’usage</w:t>
+      </w:r>
+    </w:p>
+    <w:p>
+      <w:pPr>
+        <w:pStyle w:val="Compact"/>
+        <w:numPr>
+          <w:ilvl w:val="0"/>
+          <w:numId w:val="1007"/>
+        </w:numPr>
+      </w:pPr>
+      <w:r>
+        <w:t xml:space="preserve">Onboarding des centres de maintenance (1 demi-journée par centre)</w:t>
+      </w:r>
+    </w:p>
+    <w:p>
+      <w:pPr>
+        <w:pStyle w:val="Compact"/>
+        <w:numPr>
+          <w:ilvl w:val="0"/>
+          <w:numId w:val="1007"/>
+        </w:numPr>
+      </w:pPr>
+      <w:r>
+        <w:t xml:space="preserve">Formation des gestionnaires (3 sessions de 2 h en visio ou présentiel)</w:t>
+      </w:r>
+    </w:p>
+    <w:p>
+      <w:pPr>
+        <w:pStyle w:val="Compact"/>
+        <w:numPr>
+          <w:ilvl w:val="0"/>
+          <w:numId w:val="1007"/>
+        </w:numPr>
+      </w:pPr>
+      <w:r>
+        <w:t xml:space="preserve">Mise en place du stock tampon sur 20 à 30 références critiques</w:t>
+      </w:r>
+    </w:p>
+    <w:p>
+      <w:pPr>
+        <w:pStyle w:val="Compact"/>
+        <w:numPr>
+          <w:ilvl w:val="0"/>
+          <w:numId w:val="1007"/>
+        </w:numPr>
+      </w:pPr>
+      <w:r>
+        <w:t xml:space="preserve">Bascule des chauffeurs sur l’application (formation rapide, ~10 min par chauffeur)</w:t>
+      </w:r>
+    </w:p>
+    <w:bookmarkEnd w:id="33"/>
+    <w:bookmarkStart w:id="34" w:name="X505398693b26aee371b087d4bc5c3c168361882"/>
     <w:p>
       <w:pPr>
         <w:pStyle w:val="Heading3"/>
       </w:pPr>
       <w:r>
-        <w:t xml:space="preserve">Phase roll-out (T0 + 30 à T0 + 90 jours)</w:t>
+        <w:t xml:space="preserve">Phase steady-state (T0 + 90 jours et au-delà)</w:t>
       </w:r>
     </w:p>
     <w:p>
@@ -1455,7 +1510,7 @@
         </w:numPr>
       </w:pPr>
       <w:r>
-        <w:t xml:space="preserve">Import CSV de la flotte complète (6 000 véhicules) — format simple : marque, modèle, année, immatriculation, km, type d'usage</w:t>
+        <w:t xml:space="preserve">Revue mensuelle opérationnelle (30 min, Liaison + responsable flotte)</w:t>
       </w:r>
     </w:p>
     <w:p>
@@ -1467,7 +1522,7 @@
         </w:numPr>
       </w:pPr>
       <w:r>
-        <w:t xml:space="preserve">Onboarding des centres de maintenance (1 demi-journée par centre)</w:t>
+        <w:t xml:space="preserve">Revue trimestrielle stratégique (1 h, Liaison senior + DG/CFO)</w:t>
       </w:r>
     </w:p>
     <w:p>
@@ -1476,76 +1531,6 @@
         <w:numPr>
           <w:ilvl w:val="0"/>
           <w:numId w:val="1008"/>
-        </w:numPr>
-      </w:pPr>
-      <w:r>
-        <w:t xml:space="preserve">Formation des gestionnaires (3 sessions de 2 h en visio ou présentiel)</w:t>
-      </w:r>
-    </w:p>
-    <w:p>
-      <w:pPr>
-        <w:pStyle w:val="Compact"/>
-        <w:numPr>
-          <w:ilvl w:val="0"/>
-          <w:numId w:val="1008"/>
-        </w:numPr>
-      </w:pPr>
-      <w:r>
-        <w:t xml:space="preserve">Mise en place du stock tampon sur 20 à 30 références critiques</w:t>
-      </w:r>
-    </w:p>
-    <w:p>
-      <w:pPr>
-        <w:pStyle w:val="Compact"/>
-        <w:numPr>
-          <w:ilvl w:val="0"/>
-          <w:numId w:val="1008"/>
-        </w:numPr>
-      </w:pPr>
-      <w:r>
-        <w:t xml:space="preserve">Bascule des chauffeurs sur l'application (formation rapide, ~10 min par chauffeur)</w:t>
-      </w:r>
-    </w:p>
-    <w:bookmarkEnd w:id="22"/>
-    <w:bookmarkStart w:id="23" w:name="Xb0ced382163cee83ab30c3b80b33566607caed7"/>
-    <w:p>
-      <w:pPr>
-        <w:pStyle w:val="Heading3"/>
-      </w:pPr>
-      <w:r>
-        <w:t xml:space="preserve">Phase steady-state (T0 + 90 jours et au-delà)</w:t>
-      </w:r>
-    </w:p>
-    <w:p>
-      <w:pPr>
-        <w:pStyle w:val="Compact"/>
-        <w:numPr>
-          <w:ilvl w:val="0"/>
-          <w:numId w:val="1009"/>
-        </w:numPr>
-      </w:pPr>
-      <w:r>
-        <w:t xml:space="preserve">Revue mensuelle opérationnelle (30 min, Liaison + responsable flotte)</w:t>
-      </w:r>
-    </w:p>
-    <w:p>
-      <w:pPr>
-        <w:pStyle w:val="Compact"/>
-        <w:numPr>
-          <w:ilvl w:val="0"/>
-          <w:numId w:val="1009"/>
-        </w:numPr>
-      </w:pPr>
-      <w:r>
-        <w:t xml:space="preserve">Revue trimestrielle stratégique (1 h, Liaison senior + DG/CFO)</w:t>
-      </w:r>
-    </w:p>
-    <w:p>
-      <w:pPr>
-        <w:pStyle w:val="Compact"/>
-        <w:numPr>
-          <w:ilvl w:val="0"/>
-          <w:numId w:val="1009"/>
         </w:numPr>
       </w:pPr>
       <w:r>
@@ -1559,9 +1544,9 @@
         </w:pict>
       </w:r>
     </w:p>
-    <w:bookmarkEnd w:id="23"/>
-    <w:bookmarkEnd w:id="24"/>
-    <w:bookmarkStart w:id="25" w:name="X407c25866bc9357dc37177450b9abeeeadff91d"/>
+    <w:bookmarkEnd w:id="34"/>
+    <w:bookmarkEnd w:id="35"/>
+    <w:bookmarkStart w:id="36" w:name="réversibilité-et-sortie"/>
     <w:p>
       <w:pPr>
         <w:pStyle w:val="Heading2"/>
@@ -1575,7 +1560,7 @@
         <w:pStyle w:val="Compact"/>
         <w:numPr>
           <w:ilvl w:val="0"/>
-          <w:numId w:val="1010"/>
+          <w:numId w:val="1009"/>
         </w:numPr>
       </w:pPr>
       <w:r>
@@ -1619,7 +1604,7 @@
         <w:pStyle w:val="Compact"/>
         <w:numPr>
           <w:ilvl w:val="0"/>
-          <w:numId w:val="1010"/>
+          <w:numId w:val="1009"/>
         </w:numPr>
       </w:pPr>
       <w:r>
@@ -1631,11 +1616,11 @@
         <w:pStyle w:val="Compact"/>
         <w:numPr>
           <w:ilvl w:val="0"/>
-          <w:numId w:val="1010"/>
-        </w:numPr>
-      </w:pPr>
-      <w:r>
-        <w:t xml:space="preserve">Aucune clause d'exclusivité — [Nom de l'entreprise VTC] peut continuer à acheter hors Pièces si elle le souhaite (mais perd la visibilité consolidée et la facturation normalisée sur ces achats).</w:t>
+          <w:numId w:val="1009"/>
+        </w:numPr>
+      </w:pPr>
+      <w:r>
+        <w:t xml:space="preserve">Aucune clause d’exclusivité — [Nom de l’entreprise VTC] peut continuer à acheter hors Pièces si elle le souhaite (mais perd la visibilité consolidée et la facturation normalisée sur ces achats).</w:t>
       </w:r>
     </w:p>
     <w:p>
@@ -1645,8 +1630,8 @@
         </w:pict>
       </w:r>
     </w:p>
-    <w:bookmarkEnd w:id="25"/>
-    <w:bookmarkStart w:id="26" w:name="Xadb8d9e5dde7d0b2d453665ba72395db9cd303c"/>
+    <w:bookmarkEnd w:id="36"/>
+    <w:bookmarkStart w:id="37" w:name="recommandation-pièces"/>
     <w:p>
       <w:pPr>
         <w:pStyle w:val="Heading2"/>
@@ -1660,7 +1645,7 @@
         <w:pStyle w:val="FirstParagraph"/>
       </w:pPr>
       <w:r>
-        <w:t xml:space="preserve">Pour une flotte VTC de 6 000 véhicules en Côte d'Ivoire, Pièces recommande :</w:t>
+        <w:t xml:space="preserve">Pour une flotte VTC de 6 000 véhicules en Côte d’Ivoire, Pièces recommande :</w:t>
       </w:r>
     </w:p>
     <w:p>
@@ -1675,7 +1660,7 @@
         <w:t xml:space="preserve">Démarrer en Flotte Pro pour 12 mois</w:t>
       </w:r>
       <w:r>
-        <w:t xml:space="preserve">, payé annuellement (300 M FCFA, économie 60 M FCFA vs mensuel). À 12 mois, basculer 1 000 à 2 000 véhicules les plus exposés à l'immobilisation (zones intenses, véhicules récents à forte rentabilité au quotidien) en</w:t>
+        <w:t xml:space="preserve">, payé annuellement (300 M FCFA, économie 60 M FCFA vs mensuel). À 12 mois, basculer 1 000 à 2 000 véhicules les plus exposés à l’immobilisation (zones intenses, véhicules récents à forte rentabilité au quotidien) en</w:t>
       </w:r>
       <w:r>
         <w:t xml:space="preserve"> </w:t>
@@ -1691,7 +1676,7 @@
         <w:t xml:space="preserve"> </w:t>
       </w:r>
       <w:r>
-        <w:t xml:space="preserve">pour bénéficier de la livraison express 3 h (6 h max) — soit un mix à environ 350–400 M FCFA/an, avec un ROI confortable sur les deux dimensions (économie pièces + économie immobilisation).</w:t>
+        <w:t xml:space="preserve">pour bénéficier de la livraison express prioritaire — soit un mix à environ 350–400 M FCFA/an, avec un ROI confortable sur les deux dimensions (économie pièces + économie immobilisation).</w:t>
       </w:r>
     </w:p>
     <w:p>
@@ -1699,7 +1684,7 @@
         <w:pStyle w:val="BodyText"/>
       </w:pPr>
       <w:r>
-        <w:t xml:space="preserve">Cette approche progressive permet de valider l'économie réelle avant d'engager le tier supérieur sur tout le parc.</w:t>
+        <w:t xml:space="preserve">Cette approche progressive permet de valider l’économie réelle avant d’engager le tier supérieur sur tout le parc.</w:t>
       </w:r>
     </w:p>
     <w:p>
@@ -1709,8 +1694,8 @@
         </w:pict>
       </w:r>
     </w:p>
-    <w:bookmarkEnd w:id="26"/>
-    <w:bookmarkStart w:id="27" w:name="X04269a78f9844372bccf02515e9d04fef119bb7"/>
+    <w:bookmarkEnd w:id="37"/>
+    <w:bookmarkStart w:id="38" w:name="conditions-de-signature"/>
     <w:p>
       <w:pPr>
         <w:pStyle w:val="Heading2"/>
@@ -1724,7 +1709,7 @@
         <w:pStyle w:val="Compact"/>
         <w:numPr>
           <w:ilvl w:val="0"/>
-          <w:numId w:val="1011"/>
+          <w:numId w:val="1010"/>
         </w:numPr>
       </w:pPr>
       <w:r>
@@ -1752,11 +1737,11 @@
         <w:pStyle w:val="Compact"/>
         <w:numPr>
           <w:ilvl w:val="0"/>
-          <w:numId w:val="1011"/>
-        </w:numPr>
-      </w:pPr>
-      <w:r>
-        <w:t xml:space="preserve">L'offre est soumise à une</w:t>
+          <w:numId w:val="1010"/>
+        </w:numPr>
+      </w:pPr>
+      <w:r>
+        <w:t xml:space="preserve">L’offre est soumise à une</w:t>
       </w:r>
       <w:r>
         <w:t xml:space="preserve"> </w:t>
@@ -1772,19 +1757,19 @@
         <w:t xml:space="preserve"> </w:t>
       </w:r>
       <w:r>
-        <w:t xml:space="preserve">(NDA signé en amont de la phase pilote).</w:t>
-      </w:r>
-    </w:p>
-    <w:p>
-      <w:pPr>
-        <w:pStyle w:val="Compact"/>
-        <w:numPr>
-          <w:ilvl w:val="0"/>
-          <w:numId w:val="1011"/>
-        </w:numPr>
-      </w:pPr>
-      <w:r>
-        <w:t xml:space="preserve">Un contrat-cadre détaillé sera produit à l'issue de la phase pilote (T0 + 30 jours), reprenant les conditions de cette offre et les ajustements opérationnels constatés.</w:t>
+        <w:t xml:space="preserve">(NDA signé en amont de la phase de déploiement initial).</w:t>
+      </w:r>
+    </w:p>
+    <w:p>
+      <w:pPr>
+        <w:pStyle w:val="Compact"/>
+        <w:numPr>
+          <w:ilvl w:val="0"/>
+          <w:numId w:val="1010"/>
+        </w:numPr>
+      </w:pPr>
+      <w:r>
+        <w:t xml:space="preserve">Un contrat-cadre détaillé sera produit à l’issue de la phase de déploiement initial, reprenant les conditions de cette offre et les ajustements opérationnels constatés.</w:t>
       </w:r>
     </w:p>
     <w:p>
@@ -1794,8 +1779,8 @@
         </w:pict>
       </w:r>
     </w:p>
-    <w:bookmarkEnd w:id="27"/>
-    <w:bookmarkStart w:id="29" w:name="X5dd80f53d02925f270703a35b97d600acb1d2bf"/>
+    <w:bookmarkEnd w:id="38"/>
+    <w:bookmarkStart w:id="39" w:name="contact"/>
     <w:p>
       <w:pPr>
         <w:pStyle w:val="Heading2"/>
@@ -1824,14 +1809,9 @@
       <w:r>
         <w:t xml:space="preserve"> </w:t>
       </w:r>
-      <w:hyperlink r:id="rId28">
-        <w:r>
-          <w:rPr>
-            <w:rStyle w:val="Hyperlink"/>
-          </w:rPr>
-          <w:t xml:space="preserve">fernando.kouame@gmail.com</w:t>
-        </w:r>
-      </w:hyperlink>
+      <w:r>
+        <w:t xml:space="preserve">fernando.kouame@gmail.com</w:t>
+      </w:r>
     </w:p>
     <w:p>
       <w:pPr>
@@ -1845,13 +1825,9 @@
         <w:t xml:space="preserve">Document confidentiel · diffusion restreinte · ne pas reproduire sans accord écrit de Pièces.ci. Référence interne : PCS-VTC-2026-05-001.</w:t>
       </w:r>
     </w:p>
-    <w:bookmarkEnd w:id="29"/>
-    <w:bookmarkEnd w:id="30"/>
-    <w:sectPr>
-      <w:footnotePr>
-        <w:numRestart w:val="eachSect"/>
-      </w:footnotePr>
-    </w:sectPr>
+    <w:bookmarkEnd w:id="39"/>
+    <w:bookmarkEnd w:id="40"/>
+    <w:sectPr/>
   </w:body>
 </w:document>
 </file>
@@ -2093,9 +2069,6 @@
   <w:num w:numId="1010">
     <w:abstractNumId w:val="991"/>
   </w:num>
-  <w:num w:numId="1011">
-    <w:abstractNumId w:val="991"/>
-  </w:num>
 </w:numbering>
 </file>
 
@@ -2104,10 +2077,10 @@
   <w:docDefaults>
     <w:rPrDefault>
       <w:rPr>
-        <w:rFonts w:asciiTheme="minorHAnsi" w:cstheme="minorBidi" w:eastAsiaTheme="minorEastAsia" w:hAnsiTheme="minorHAnsi"/>
+        <w:rFonts w:asciiTheme="minorHAnsi" w:cstheme="minorBidi" w:eastAsiaTheme="minorHAnsi" w:hAnsiTheme="minorHAnsi"/>
         <w:sz w:val="24"/>
         <w:szCs w:val="24"/>
-        <w:lang w:bidi="ar-SA" w:eastAsia="zh-CN" w:val="en-US"/>
+        <w:lang w:bidi="ar-SA" w:eastAsia="en-US" w:val="en-US"/>
       </w:rPr>
     </w:rPrDefault>
     <w:pPrDefault>
@@ -2159,6 +2132,8 @@
     </w:pPr>
     <w:rPr>
       <w:rFonts w:asciiTheme="majorHAnsi" w:cstheme="majorBidi" w:eastAsiaTheme="majorEastAsia" w:hAnsiTheme="majorHAnsi"/>
+      <w:spacing w:val="-10"/>
+      <w:kern w:val="28"/>
       <w:sz w:val="56"/>
       <w:szCs w:val="56"/>
     </w:rPr>
@@ -2171,6 +2146,8 @@
     <w:rsid w:val="00A10FD9"/>
     <w:rPr>
       <w:rFonts w:asciiTheme="majorHAnsi" w:cstheme="majorBidi" w:eastAsiaTheme="majorEastAsia" w:hAnsiTheme="majorHAnsi"/>
+      <w:spacing w:val="-10"/>
+      <w:kern w:val="28"/>
       <w:sz w:val="56"/>
       <w:szCs w:val="56"/>
     </w:rPr>
@@ -2211,31 +2188,23 @@
   </w:style>
   <w:style w:customStyle="1" w:styleId="Author" w:type="paragraph">
     <w:name w:val="Author"/>
-    <w:basedOn w:val="Title"/>
     <w:next w:val="BodyText"/>
     <w:qFormat/>
     <w:pPr>
       <w:keepNext/>
       <w:keepLines/>
+      <w:jc w:val="center"/>
     </w:pPr>
-    <w:rPr>
-      <w:sz w:val="24"/>
-      <w:szCs w:val="24"/>
-    </w:rPr>
   </w:style>
   <w:style w:styleId="Date" w:type="paragraph">
     <w:name w:val="Date"/>
-    <w:basedOn w:val="Title"/>
     <w:next w:val="BodyText"/>
     <w:qFormat/>
     <w:pPr>
       <w:keepNext/>
       <w:keepLines/>
+      <w:jc w:val="center"/>
     </w:pPr>
-    <w:rPr>
-      <w:sz w:val="24"/>
-      <w:szCs w:val="24"/>
-    </w:rPr>
   </w:style>
   <w:style w:customStyle="1" w:styleId="AbstractTitle" w:type="paragraph">
     <w:name w:val="Abstract Title"/>
@@ -2648,6 +2617,13 @@
       </w:tblCellMar>
     </w:tblPr>
     <w:tblStylePr w:type="firstRow">
+      <w:tblPr>
+        <w:jc w:val="left"/>
+        <w:tblInd w:type="dxa" w:w="0"/>
+      </w:tblPr>
+      <w:trPr>
+        <w:jc w:val="left"/>
+      </w:trPr>
       <w:tcPr>
         <w:tcBorders>
           <w:bottom w:val="single"/>

--- a/docs/offre-vtc-6000-vehicules-2026-05.docx
+++ b/docs/offre-vtc-6000-vehicules-2026-05.docx
@@ -2,13 +2,13 @@
 <file path=word/document.xml><?xml version="1.0" encoding="utf-8"?>
 <w:document xmlns:w="http://schemas.openxmlformats.org/wordprocessingml/2006/main" xmlns:m="http://schemas.openxmlformats.org/officeDocument/2006/math" xmlns:r="http://schemas.openxmlformats.org/officeDocument/2006/relationships" xmlns:o="urn:schemas-microsoft-com:office:office" xmlns:v="urn:schemas-microsoft-com:vml" xmlns:w10="urn:schemas-microsoft-com:office:word" xmlns:a="http://schemas.openxmlformats.org/drawingml/2006/main" xmlns:pic="http://schemas.openxmlformats.org/drawingml/2006/picture" xmlns:wp="http://schemas.openxmlformats.org/drawingml/2006/wordprocessingDrawing">
   <w:body>
-    <w:bookmarkStart w:id="40" w:name="X624c39c8e667c5f579563853e1351025c21b521"/>
+    <w:bookmarkStart w:id="41" w:name="Xe62ca4a1df996ee7b415ebd8f33a0300219d887"/>
     <w:p>
       <w:pPr>
         <w:pStyle w:val="Heading1"/>
       </w:pPr>
       <w:r>
-        <w:t xml:space="preserve">Offre commerciale — Pièces pour [Nom de l’entreprise VTC]</w:t>
+        <w:t xml:space="preserve">Offre commerciale — Pièces pour [Nom de l'entreprise VTC]</w:t>
       </w:r>
     </w:p>
     <w:p>
@@ -38,7 +38,7 @@
           <w:b/>
           <w:bCs/>
         </w:rPr>
-        <w:t xml:space="preserve">[Nom de l’entreprise VTC]</w:t>
+        <w:t xml:space="preserve">[Nom de l'entreprise VTC]</w:t>
       </w:r>
       <w:r>
         <w:t xml:space="preserve">, exploitant une flotte de</w:t>
@@ -57,7 +57,7 @@
         <w:t xml:space="preserve"> </w:t>
       </w:r>
       <w:r>
-        <w:t xml:space="preserve">en Côte d’Ivoire. Cette offre n’est ni publique ni publiée ; elle vous est remise en main propre dans le cadre de discussions commerciales confidentielles avec Pièces.ci.</w:t>
+        <w:t xml:space="preserve">en Côte d'Ivoire. Cette offre n'est ni publique ni publiée ; elle vous est remise en main propre dans le cadre de discussions commerciales confidentielles avec Pièces.ci.</w:t>
       </w:r>
     </w:p>
     <w:p>
@@ -67,13 +67,13 @@
         </w:pict>
       </w:r>
     </w:p>
-    <w:bookmarkStart w:id="20" w:name="synthèse-de-loffre"/>
+    <w:bookmarkStart w:id="20" w:name="Xf1bebadfc39ae7f592f5be040b0e780addd0f9d"/>
     <w:p>
       <w:pPr>
         <w:pStyle w:val="Heading2"/>
       </w:pPr>
       <w:r>
-        <w:t xml:space="preserve">1. Synthèse de l’offre</w:t>
+        <w:t xml:space="preserve">1. Synthèse de l'offre</w:t>
       </w:r>
     </w:p>
     <w:p>
@@ -81,7 +81,7 @@
         <w:pStyle w:val="FirstParagraph"/>
       </w:pPr>
       <w:r>
-        <w:t xml:space="preserve">Pièces.ci propose à [Nom de l’entreprise VTC]</w:t>
+        <w:t xml:space="preserve">Pièces.ci propose à [Nom de l'entreprise VTC]</w:t>
       </w:r>
       <w:r>
         <w:t xml:space="preserve"> </w:t>
@@ -91,7 +91,7 @@
           <w:b/>
           <w:bCs/>
         </w:rPr>
-        <w:t xml:space="preserve">un contrat d’abonnement plateforme</w:t>
+        <w:t xml:space="preserve">un contrat d'abonnement plateforme</w:t>
       </w:r>
       <w:r>
         <w:t xml:space="preserve"> </w:t>
@@ -103,8 +103,7 @@
     <w:tbl>
       <w:tblPr>
         <w:tblStyle w:val="Table"/>
-        <w:tblW w:type="pct" w:w="5000"/>
-        <w:tblLayout w:type="fixed"/>
+        <w:tblW w:type="auto" w:w="0"/>
         <w:tblLook w:firstRow="1" w:lastRow="0" w:firstColumn="0" w:lastColumn="0" w:noHBand="0" w:noVBand="0" w:val="0020"/>
       </w:tblPr>
       <w:tblGrid>
@@ -169,7 +168,7 @@
               <w:pStyle w:val="Compact"/>
             </w:pPr>
             <w:r>
-              <w:t xml:space="preserve">Total annuel (paiement annuel d’avance)</w:t>
+              <w:t xml:space="preserve">Total annuel (paiement annuel d'avance)</w:t>
             </w:r>
           </w:p>
         </w:tc>
@@ -350,13 +349,13 @@
           <w:b/>
           <w:bCs/>
         </w:rPr>
-        <w:t xml:space="preserve">L’offre n’est pas publique</w:t>
-      </w:r>
-      <w:r>
-        <w:t xml:space="preserve"> </w:t>
-      </w:r>
-      <w:r>
-        <w:t xml:space="preserve">et ne fait l’objet d’aucune publication sur pieces.ci.</w:t>
+        <w:t xml:space="preserve">L'offre n'est pas publique</w:t>
+      </w:r>
+      <w:r>
+        <w:t xml:space="preserve"> </w:t>
+      </w:r>
+      <w:r>
+        <w:t xml:space="preserve">et ne fait l'objet d'aucune publication sur pieces.ci.</w:t>
       </w:r>
     </w:p>
     <w:p>
@@ -367,7 +366,7 @@
       </w:r>
     </w:p>
     <w:bookmarkEnd w:id="20"/>
-    <w:bookmarkStart w:id="23" w:name="périmètre-fonctionnel-inclus"/>
+    <w:bookmarkStart w:id="23" w:name="X41205badc3a7b23791db7f49e7edbc863d464e1"/>
     <w:p>
       <w:pPr>
         <w:pStyle w:val="Heading2"/>
@@ -376,7 +375,7 @@
         <w:t xml:space="preserve">2. Périmètre fonctionnel inclus</w:t>
       </w:r>
     </w:p>
-    <w:bookmarkStart w:id="21" w:name="flotte-pro-300-m-fcfa-an"/>
+    <w:bookmarkStart w:id="21" w:name="flotte-pro-300-m-fcfa--an"/>
     <w:p>
       <w:pPr>
         <w:pStyle w:val="Heading3"/>
@@ -632,7 +631,7 @@
       </w:r>
     </w:p>
     <w:bookmarkEnd w:id="21"/>
-    <w:bookmarkStart w:id="22" w:name="X203b0d46bcde3f1016bf7abaf0585f70b7023d1"/>
+    <w:bookmarkStart w:id="22" w:name="X281ec84328788a431b5f760f4773465272ea242"/>
     <w:p>
       <w:pPr>
         <w:pStyle w:val="Heading3"/>
@@ -769,7 +768,7 @@
     </w:p>
     <w:bookmarkEnd w:id="22"/>
     <w:bookmarkEnd w:id="23"/>
-    <w:bookmarkStart w:id="27" w:name="modalités-de-paiement-et-de-facturation"/>
+    <w:bookmarkStart w:id="27" w:name="X14fd05c05e744338b6a491ba4214e3db9be1386"/>
     <w:p>
       <w:pPr>
         <w:pStyle w:val="Heading2"/>
@@ -828,7 +827,7 @@
         <w:t xml:space="preserve"> </w:t>
       </w:r>
       <w:r>
-        <w:t xml:space="preserve">: paiement d’avance,</w:t>
+        <w:t xml:space="preserve">: paiement d'avance,</w:t>
       </w:r>
       <w:r>
         <w:t xml:space="preserve"> </w:t>
@@ -844,7 +843,7 @@
         <w:t xml:space="preserve"> </w:t>
       </w:r>
       <w:r>
-        <w:t xml:space="preserve">(10 mois facturés au lieu de 12). Recommandé pour la prévisibilité budgétaire et l’optimisation du cashflow.</w:t>
+        <w:t xml:space="preserve">(10 mois facturés au lieu de 12). Recommandé pour la prévisibilité budgétaire et l'optimisation du cashflow.</w:t>
       </w:r>
     </w:p>
     <w:bookmarkEnd w:id="24"/>
@@ -924,7 +923,7 @@
         </w:numPr>
       </w:pPr>
       <w:r>
-        <w:t xml:space="preserve">Annuel : payable à la signature ou à la date d’effet du contrat</w:t>
+        <w:t xml:space="preserve">Annuel : payable à la signature ou à la date d'effet du contrat</w:t>
       </w:r>
     </w:p>
     <w:p>
@@ -936,7 +935,7 @@
         </w:numPr>
       </w:pPr>
       <w:r>
-        <w:t xml:space="preserve">En cas d’impayé après 60 jours, l’abonnement passe en statut</w:t>
+        <w:t xml:space="preserve">En cas d'impayé après 60 jours, l'abonnement passe en statut</w:t>
       </w:r>
       <w:r>
         <w:t xml:space="preserve"> </w:t>
@@ -963,7 +962,7 @@
     </w:p>
     <w:bookmarkEnd w:id="26"/>
     <w:bookmarkEnd w:id="27"/>
-    <w:bookmarkStart w:id="30" w:name="engagements-de-service"/>
+    <w:bookmarkStart w:id="30" w:name="Xfa1c9b16fb8a169cf4d652fdd737e56450bacea"/>
     <w:p>
       <w:pPr>
         <w:pStyle w:val="Heading2"/>
@@ -984,8 +983,7 @@
     <w:tbl>
       <w:tblPr>
         <w:tblStyle w:val="Table"/>
-        <w:tblW w:type="pct" w:w="5000"/>
-        <w:tblLayout w:type="fixed"/>
+        <w:tblW w:type="auto" w:w="0"/>
         <w:tblLook w:firstRow="1" w:lastRow="0" w:firstColumn="0" w:lastColumn="0" w:noHBand="0" w:noVBand="0" w:val="0020"/>
       </w:tblPr>
       <w:tblGrid>
@@ -1117,7 +1115,7 @@
       </w:tr>
     </w:tbl>
     <w:bookmarkEnd w:id="28"/>
-    <w:bookmarkStart w:id="29" w:name="flotte-pro-en-plus"/>
+    <w:bookmarkStart w:id="29" w:name="flotte-pro--en-plus"/>
     <w:p>
       <w:pPr>
         <w:pStyle w:val="Heading3"/>
@@ -1129,8 +1127,7 @@
     <w:tbl>
       <w:tblPr>
         <w:tblStyle w:val="Table"/>
-        <w:tblW w:type="pct" w:w="5000"/>
-        <w:tblLayout w:type="fixed"/>
+        <w:tblW w:type="auto" w:w="0"/>
         <w:tblLook w:firstRow="1" w:lastRow="0" w:firstColumn="0" w:lastColumn="0" w:noHBand="0" w:noVBand="0" w:val="0020"/>
       </w:tblPr>
       <w:tblGrid>
@@ -1280,7 +1277,7 @@
     </w:p>
     <w:bookmarkEnd w:id="29"/>
     <w:bookmarkEnd w:id="30"/>
-    <w:bookmarkStart w:id="31" w:name="garantie-roi-3-mois"/>
+    <w:bookmarkStart w:id="31" w:name="X8c4e5e9c1c0ff0c6abf272e5d0ceb136b09c3f6"/>
     <w:p>
       <w:pPr>
         <w:pStyle w:val="Heading2"/>
@@ -1298,7 +1295,7 @@
           <w:b/>
           <w:bCs/>
         </w:rPr>
-        <w:t xml:space="preserve">Si à 3 mois d’utilisation effective de Flotte Pro, [Nom de l’entreprise VTC] n’a pas constaté d’économies pièces au moins égales au coût de l’abonnement sur la période, Pièces.ci rembourse la dernière mensualité et le contrat peut être résilié sans pénalité.</w:t>
+        <w:t xml:space="preserve">Si à 3 mois d'utilisation effective de Flotte Pro, [Nom de l'entreprise VTC] n'a pas constaté d'économies pièces au moins égales au coût de l'abonnement sur la période, Pièces.ci rembourse la dernière mensualité et le contrat peut être résilié sans pénalité.</w:t>
       </w:r>
     </w:p>
     <w:p>
@@ -1306,25 +1303,43 @@
         <w:pStyle w:val="BodyText"/>
       </w:pPr>
       <w:r>
-        <w:t xml:space="preserve">Conditions d’application :</w:t>
-      </w:r>
-      <w:r>
-        <w:t xml:space="preserve"> </w:t>
-      </w:r>
-      <w:r>
-        <w:t xml:space="preserve">- L’entreprise doit avoir importé l’intégralité de sa flotte dans Pièces dans les 30 premiers jours.</w:t>
-      </w:r>
-      <w:r>
-        <w:t xml:space="preserve"> </w:t>
-      </w:r>
-      <w:r>
-        <w:t xml:space="preserve">- Les commandes pièces doivent être passées exclusivement via la plateforme Pièces sur la période d’évaluation.</w:t>
-      </w:r>
-      <w:r>
-        <w:t xml:space="preserve"> </w:t>
-      </w:r>
-      <w:r>
-        <w:t xml:space="preserve">- Le calcul d’économies est partagé contradictoirement avec l’équipe Pièces (méthodologie documentée et signée à la mise en service).</w:t>
+        <w:t xml:space="preserve">Conditions d'application :</w:t>
+      </w:r>
+    </w:p>
+    <w:p>
+      <w:pPr>
+        <w:pStyle w:val="Compact"/>
+        <w:numPr>
+          <w:ilvl w:val="0"/>
+          <w:numId w:val="1006"/>
+        </w:numPr>
+      </w:pPr>
+      <w:r>
+        <w:t xml:space="preserve">L'entreprise doit avoir importé l'intégralité de sa flotte dans Pièces dans les 30 premiers jours.</w:t>
+      </w:r>
+    </w:p>
+    <w:p>
+      <w:pPr>
+        <w:pStyle w:val="Compact"/>
+        <w:numPr>
+          <w:ilvl w:val="0"/>
+          <w:numId w:val="1006"/>
+        </w:numPr>
+      </w:pPr>
+      <w:r>
+        <w:t xml:space="preserve">Les commandes pièces doivent être passées exclusivement via la plateforme Pièces sur la période d'évaluation.</w:t>
+      </w:r>
+    </w:p>
+    <w:p>
+      <w:pPr>
+        <w:pStyle w:val="Compact"/>
+        <w:numPr>
+          <w:ilvl w:val="0"/>
+          <w:numId w:val="1006"/>
+        </w:numPr>
+      </w:pPr>
+      <w:r>
+        <w:t xml:space="preserve">Le calcul d'économies est partagé contradictoirement avec l'équipe Pièces (méthodologie documentée et signée à la mise en service).</w:t>
       </w:r>
     </w:p>
     <w:p>
@@ -1335,7 +1350,7 @@
       </w:r>
     </w:p>
     <w:bookmarkEnd w:id="31"/>
-    <w:bookmarkStart w:id="35" w:name="mise-en-service"/>
+    <w:bookmarkStart w:id="35" w:name="Xee5dd07076a208332078d5dd8a5e2e94ecbfae1"/>
     <w:p>
       <w:pPr>
         <w:pStyle w:val="Heading2"/>
@@ -1358,7 +1373,7 @@
         <w:pStyle w:val="Compact"/>
         <w:numPr>
           <w:ilvl w:val="0"/>
-          <w:numId w:val="1006"/>
+          <w:numId w:val="1007"/>
         </w:numPr>
       </w:pPr>
       <w:r>
@@ -1378,15 +1393,15 @@
         <w:t xml:space="preserve"> </w:t>
       </w:r>
       <w:r>
-        <w:t xml:space="preserve">sélectionnés par [Nom de l’entreprise VTC]</w:t>
-      </w:r>
-    </w:p>
-    <w:p>
-      <w:pPr>
-        <w:pStyle w:val="Compact"/>
-        <w:numPr>
-          <w:ilvl w:val="0"/>
-          <w:numId w:val="1006"/>
+        <w:t xml:space="preserve">sélectionnés par [Nom de l'entreprise VTC]</w:t>
+      </w:r>
+    </w:p>
+    <w:p>
+      <w:pPr>
+        <w:pStyle w:val="Compact"/>
+        <w:numPr>
+          <w:ilvl w:val="0"/>
+          <w:numId w:val="1007"/>
         </w:numPr>
       </w:pPr>
       <w:r>
@@ -1398,7 +1413,7 @@
         <w:pStyle w:val="Compact"/>
         <w:numPr>
           <w:ilvl w:val="0"/>
-          <w:numId w:val="1006"/>
+          <w:numId w:val="1007"/>
         </w:numPr>
       </w:pPr>
       <w:r>
@@ -1406,23 +1421,23 @@
           <w:b/>
           <w:bCs/>
         </w:rPr>
-        <w:t xml:space="preserve">Tarif mensuel sans engagement, vous voyez la valeur dès le premier mois : économies sur les pièces, facturation DGI allégée, moins d’immobilisation</w:t>
-      </w:r>
-    </w:p>
-    <w:p>
-      <w:pPr>
-        <w:pStyle w:val="Compact"/>
-        <w:numPr>
-          <w:ilvl w:val="0"/>
-          <w:numId w:val="1006"/>
-        </w:numPr>
-      </w:pPr>
-      <w:r>
-        <w:t xml:space="preserve">Accompagnement par un Liaison senior + un membre de l’équipe produit Pièces</w:t>
+        <w:t xml:space="preserve">Tarif mensuel sans engagement, vous voyez la valeur dès le premier mois : économies sur les pièces, facturation DGI allégée, moins d'immobilisation</w:t>
+      </w:r>
+    </w:p>
+    <w:p>
+      <w:pPr>
+        <w:pStyle w:val="Compact"/>
+        <w:numPr>
+          <w:ilvl w:val="0"/>
+          <w:numId w:val="1007"/>
+        </w:numPr>
+      </w:pPr>
+      <w:r>
+        <w:t xml:space="preserve">Accompagnement par un Liaison senior + un membre de l'équipe produit Pièces</w:t>
       </w:r>
     </w:p>
     <w:bookmarkEnd w:id="32"/>
-    <w:bookmarkStart w:id="33" w:name="phase-roll-out-t0-30-à-t0-90-jours"/>
+    <w:bookmarkStart w:id="33" w:name="phase-roll-out-t0--30-à-t0--90-jours"/>
     <w:p>
       <w:pPr>
         <w:pStyle w:val="Heading3"/>
@@ -1436,19 +1451,19 @@
         <w:pStyle w:val="Compact"/>
         <w:numPr>
           <w:ilvl w:val="0"/>
-          <w:numId w:val="1007"/>
-        </w:numPr>
-      </w:pPr>
-      <w:r>
-        <w:t xml:space="preserve">Import CSV de la flotte complète (6 000 véhicules) — format simple : marque, modèle, année, immatriculation, km, type d’usage</w:t>
-      </w:r>
-    </w:p>
-    <w:p>
-      <w:pPr>
-        <w:pStyle w:val="Compact"/>
-        <w:numPr>
-          <w:ilvl w:val="0"/>
-          <w:numId w:val="1007"/>
+          <w:numId w:val="1008"/>
+        </w:numPr>
+      </w:pPr>
+      <w:r>
+        <w:t xml:space="preserve">Import CSV de la flotte complète (6 000 véhicules) — format simple : marque, modèle, année, immatriculation, km, type d'usage</w:t>
+      </w:r>
+    </w:p>
+    <w:p>
+      <w:pPr>
+        <w:pStyle w:val="Compact"/>
+        <w:numPr>
+          <w:ilvl w:val="0"/>
+          <w:numId w:val="1008"/>
         </w:numPr>
       </w:pPr>
       <w:r>
@@ -1460,7 +1475,7 @@
         <w:pStyle w:val="Compact"/>
         <w:numPr>
           <w:ilvl w:val="0"/>
-          <w:numId w:val="1007"/>
+          <w:numId w:val="1008"/>
         </w:numPr>
       </w:pPr>
       <w:r>
@@ -1472,7 +1487,7 @@
         <w:pStyle w:val="Compact"/>
         <w:numPr>
           <w:ilvl w:val="0"/>
-          <w:numId w:val="1007"/>
+          <w:numId w:val="1008"/>
         </w:numPr>
       </w:pPr>
       <w:r>
@@ -1484,15 +1499,15 @@
         <w:pStyle w:val="Compact"/>
         <w:numPr>
           <w:ilvl w:val="0"/>
-          <w:numId w:val="1007"/>
-        </w:numPr>
-      </w:pPr>
-      <w:r>
-        <w:t xml:space="preserve">Bascule des chauffeurs sur l’application (formation rapide, ~10 min par chauffeur)</w:t>
+          <w:numId w:val="1008"/>
+        </w:numPr>
+      </w:pPr>
+      <w:r>
+        <w:t xml:space="preserve">Bascule des chauffeurs sur l'application (formation rapide, ~10 min par chauffeur)</w:t>
       </w:r>
     </w:p>
     <w:bookmarkEnd w:id="33"/>
-    <w:bookmarkStart w:id="34" w:name="X505398693b26aee371b087d4bc5c3c168361882"/>
+    <w:bookmarkStart w:id="34" w:name="Xb0ced382163cee83ab30c3b80b33566607caed7"/>
     <w:p>
       <w:pPr>
         <w:pStyle w:val="Heading3"/>
@@ -1506,7 +1521,7 @@
         <w:pStyle w:val="Compact"/>
         <w:numPr>
           <w:ilvl w:val="0"/>
-          <w:numId w:val="1008"/>
+          <w:numId w:val="1009"/>
         </w:numPr>
       </w:pPr>
       <w:r>
@@ -1518,7 +1533,7 @@
         <w:pStyle w:val="Compact"/>
         <w:numPr>
           <w:ilvl w:val="0"/>
-          <w:numId w:val="1008"/>
+          <w:numId w:val="1009"/>
         </w:numPr>
       </w:pPr>
       <w:r>
@@ -1530,7 +1545,7 @@
         <w:pStyle w:val="Compact"/>
         <w:numPr>
           <w:ilvl w:val="0"/>
-          <w:numId w:val="1008"/>
+          <w:numId w:val="1009"/>
         </w:numPr>
       </w:pPr>
       <w:r>
@@ -1546,7 +1561,7 @@
     </w:p>
     <w:bookmarkEnd w:id="34"/>
     <w:bookmarkEnd w:id="35"/>
-    <w:bookmarkStart w:id="36" w:name="réversibilité-et-sortie"/>
+    <w:bookmarkStart w:id="36" w:name="X407c25866bc9357dc37177450b9abeeeadff91d"/>
     <w:p>
       <w:pPr>
         <w:pStyle w:val="Heading2"/>
@@ -1560,7 +1575,7 @@
         <w:pStyle w:val="Compact"/>
         <w:numPr>
           <w:ilvl w:val="0"/>
-          <w:numId w:val="1009"/>
+          <w:numId w:val="1010"/>
         </w:numPr>
       </w:pPr>
       <w:r>
@@ -1604,7 +1619,7 @@
         <w:pStyle w:val="Compact"/>
         <w:numPr>
           <w:ilvl w:val="0"/>
-          <w:numId w:val="1009"/>
+          <w:numId w:val="1010"/>
         </w:numPr>
       </w:pPr>
       <w:r>
@@ -1616,11 +1631,11 @@
         <w:pStyle w:val="Compact"/>
         <w:numPr>
           <w:ilvl w:val="0"/>
-          <w:numId w:val="1009"/>
-        </w:numPr>
-      </w:pPr>
-      <w:r>
-        <w:t xml:space="preserve">Aucune clause d’exclusivité — [Nom de l’entreprise VTC] peut continuer à acheter hors Pièces si elle le souhaite (mais perd la visibilité consolidée et la facturation normalisée sur ces achats).</w:t>
+          <w:numId w:val="1010"/>
+        </w:numPr>
+      </w:pPr>
+      <w:r>
+        <w:t xml:space="preserve">Aucune clause d'exclusivité — [Nom de l'entreprise VTC] peut continuer à acheter hors Pièces si elle le souhaite (mais perd la visibilité consolidée et la facturation normalisée sur ces achats).</w:t>
       </w:r>
     </w:p>
     <w:p>
@@ -1631,7 +1646,7 @@
       </w:r>
     </w:p>
     <w:bookmarkEnd w:id="36"/>
-    <w:bookmarkStart w:id="37" w:name="recommandation-pièces"/>
+    <w:bookmarkStart w:id="37" w:name="Xadb8d9e5dde7d0b2d453665ba72395db9cd303c"/>
     <w:p>
       <w:pPr>
         <w:pStyle w:val="Heading2"/>
@@ -1645,7 +1660,7 @@
         <w:pStyle w:val="FirstParagraph"/>
       </w:pPr>
       <w:r>
-        <w:t xml:space="preserve">Pour une flotte VTC de 6 000 véhicules en Côte d’Ivoire, Pièces recommande :</w:t>
+        <w:t xml:space="preserve">Pour une flotte VTC de 6 000 véhicules en Côte d'Ivoire, Pièces recommande :</w:t>
       </w:r>
     </w:p>
     <w:p>
@@ -1660,7 +1675,7 @@
         <w:t xml:space="preserve">Démarrer en Flotte Pro pour 12 mois</w:t>
       </w:r>
       <w:r>
-        <w:t xml:space="preserve">, payé annuellement (300 M FCFA, économie 60 M FCFA vs mensuel). À 12 mois, basculer 1 000 à 2 000 véhicules les plus exposés à l’immobilisation (zones intenses, véhicules récents à forte rentabilité au quotidien) en</w:t>
+        <w:t xml:space="preserve">, payé annuellement (300 M FCFA, économie 60 M FCFA vs mensuel). À 12 mois, basculer 1 000 à 2 000 véhicules les plus exposés à l'immobilisation (zones intenses, véhicules récents à forte rentabilité au quotidien) en</w:t>
       </w:r>
       <w:r>
         <w:t xml:space="preserve"> </w:t>
@@ -1684,7 +1699,7 @@
         <w:pStyle w:val="BodyText"/>
       </w:pPr>
       <w:r>
-        <w:t xml:space="preserve">Cette approche progressive permet de valider l’économie réelle avant d’engager le tier supérieur sur tout le parc.</w:t>
+        <w:t xml:space="preserve">Cette approche progressive permet de valider l'économie réelle avant d'engager le tier supérieur sur tout le parc.</w:t>
       </w:r>
     </w:p>
     <w:p>
@@ -1695,7 +1710,7 @@
       </w:r>
     </w:p>
     <w:bookmarkEnd w:id="37"/>
-    <w:bookmarkStart w:id="38" w:name="conditions-de-signature"/>
+    <w:bookmarkStart w:id="38" w:name="X04269a78f9844372bccf02515e9d04fef119bb7"/>
     <w:p>
       <w:pPr>
         <w:pStyle w:val="Heading2"/>
@@ -1709,7 +1724,7 @@
         <w:pStyle w:val="Compact"/>
         <w:numPr>
           <w:ilvl w:val="0"/>
-          <w:numId w:val="1010"/>
+          <w:numId w:val="1011"/>
         </w:numPr>
       </w:pPr>
       <w:r>
@@ -1737,11 +1752,11 @@
         <w:pStyle w:val="Compact"/>
         <w:numPr>
           <w:ilvl w:val="0"/>
-          <w:numId w:val="1010"/>
-        </w:numPr>
-      </w:pPr>
-      <w:r>
-        <w:t xml:space="preserve">L’offre est soumise à une</w:t>
+          <w:numId w:val="1011"/>
+        </w:numPr>
+      </w:pPr>
+      <w:r>
+        <w:t xml:space="preserve">L'offre est soumise à une</w:t>
       </w:r>
       <w:r>
         <w:t xml:space="preserve"> </w:t>
@@ -1765,11 +1780,11 @@
         <w:pStyle w:val="Compact"/>
         <w:numPr>
           <w:ilvl w:val="0"/>
-          <w:numId w:val="1010"/>
-        </w:numPr>
-      </w:pPr>
-      <w:r>
-        <w:t xml:space="preserve">Un contrat-cadre détaillé sera produit à l’issue de la phase de déploiement initial, reprenant les conditions de cette offre et les ajustements opérationnels constatés.</w:t>
+          <w:numId w:val="1011"/>
+        </w:numPr>
+      </w:pPr>
+      <w:r>
+        <w:t xml:space="preserve">Un contrat-cadre détaillé sera produit à l'issue de la phase de déploiement initial, reprenant les conditions de cette offre et les ajustements opérationnels constatés.</w:t>
       </w:r>
     </w:p>
     <w:p>
@@ -1780,7 +1795,7 @@
       </w:r>
     </w:p>
     <w:bookmarkEnd w:id="38"/>
-    <w:bookmarkStart w:id="39" w:name="contact"/>
+    <w:bookmarkStart w:id="40" w:name="X5dd80f53d02925f270703a35b97d600acb1d2bf"/>
     <w:p>
       <w:pPr>
         <w:pStyle w:val="Heading2"/>
@@ -1809,9 +1824,14 @@
       <w:r>
         <w:t xml:space="preserve"> </w:t>
       </w:r>
-      <w:r>
-        <w:t xml:space="preserve">fernando.kouame@gmail.com</w:t>
-      </w:r>
+      <w:hyperlink r:id="rId39">
+        <w:r>
+          <w:rPr>
+            <w:rStyle w:val="Hyperlink"/>
+          </w:rPr>
+          <w:t xml:space="preserve">fernando.kouame@gmail.com</w:t>
+        </w:r>
+      </w:hyperlink>
     </w:p>
     <w:p>
       <w:pPr>
@@ -1825,8 +1845,8 @@
         <w:t xml:space="preserve">Document confidentiel · diffusion restreinte · ne pas reproduire sans accord écrit de Pièces.ci. Référence interne : PCS-VTC-2026-05-001.</w:t>
       </w:r>
     </w:p>
-    <w:bookmarkEnd w:id="39"/>
     <w:bookmarkEnd w:id="40"/>
+    <w:bookmarkEnd w:id="41"/>
     <w:sectPr/>
   </w:body>
 </w:document>
@@ -2067,6 +2087,9 @@
     <w:abstractNumId w:val="991"/>
   </w:num>
   <w:num w:numId="1010">
+    <w:abstractNumId w:val="991"/>
+  </w:num>
+  <w:num w:numId="1011">
     <w:abstractNumId w:val="991"/>
   </w:num>
 </w:numbering>
